--- a/mokdong3/2fin/word/md3s2_genai_check_exam.docx
+++ b/mokdong3/2fin/word/md3s2_genai_check_exam.docx
@@ -4350,7 +4350,7 @@
           <w:sz w:val="20"/>
           <w:u w:val="none"/>
         </w:rPr>
-        <w:t>〈보기〉 ( the most important skill / is / not just / know / how / knowing / for our future / to use / AI )</w:t>
+        <w:t>〈보기〉 ( for our future / AI / know / not just / the most important skill / knowing / to use / is / how )</w:t>
       </w:r>
       <w:r>
         <w:br/>
@@ -4418,7 +4418,7 @@
           <w:sz w:val="20"/>
           <w:u w:val="none"/>
         </w:rPr>
-        <w:t>〈보기〉 ( it / and / think / to ask / critically / is / the ability / the right questions / critical / about the answers / it gives us )</w:t>
+        <w:t>〈보기〉 ( think / and / the ability / critical / to ask / the right questions / critically / it gives us / it / about the answers / is )</w:t>
       </w:r>
       <w:r>
         <w:br/>
@@ -6199,7 +6199,7 @@
           <w:sz w:val="20"/>
           <w:u w:val="none"/>
         </w:rPr>
-        <w:t>〈보기〉 ( AI / is / the brilliant writer / who / which / has read / every single book / in it )</w:t>
+        <w:t>〈보기〉 ( has read / every single book / the brilliant writer / which / AI / who / in it / is )</w:t>
       </w:r>
       <w:r>
         <w:br/>

--- a/mokdong3/2fin/word/md3s2_genai_check_exam.docx
+++ b/mokdong3/2fin/word/md3s2_genai_check_exam.docx
@@ -19,10 +19,10 @@
     </w:p>
     <w:p>
       <w:pPr>
-        <w:spacing w:after="80"/>
         <w:pBdr>
           <w:bottom w:val="single" w:sz="8" w:space="2" w:color="1F3864"/>
         </w:pBdr>
+        <w:spacing w:after="80"/>
       </w:pPr>
       <w:r>
         <w:rPr>
@@ -75,13 +75,13 @@
     </w:p>
     <w:p>
       <w:pPr>
-        <w:spacing w:after="60"/>
         <w:pBdr>
           <w:top w:val="single" w:sz="4" w:space="3" w:color="9AA9C2"/>
           <w:left w:val="single" w:sz="4" w:space="3" w:color="9AA9C2"/>
           <w:bottom w:val="single" w:sz="4" w:space="3" w:color="9AA9C2"/>
           <w:right w:val="single" w:sz="4" w:space="3" w:color="9AA9C2"/>
         </w:pBdr>
+        <w:spacing w:after="60"/>
         <w:ind w:left="57" w:right="57"/>
       </w:pPr>
       <w:r>
@@ -311,9 +311,9 @@
     </w:p>
     <w:p>
       <w:pPr>
+        <w:shd w:val="clear" w:color="auto" w:fill="F1F4F9"/>
         <w:spacing w:after="30"/>
         <w:ind w:left="85"/>
-        <w:shd w:val="clear" w:color="auto" w:fill="F1F4F9"/>
       </w:pPr>
       <w:r>
         <w:rPr>
@@ -369,9 +369,9 @@
     </w:p>
     <w:p>
       <w:pPr>
+        <w:shd w:val="clear" w:color="auto" w:fill="F1F4F9"/>
         <w:spacing w:after="30"/>
         <w:ind w:left="85"/>
-        <w:shd w:val="clear" w:color="auto" w:fill="F1F4F9"/>
       </w:pPr>
       <w:r>
         <w:rPr>
@@ -427,9 +427,9 @@
     </w:p>
     <w:p>
       <w:pPr>
+        <w:shd w:val="clear" w:color="auto" w:fill="F1F4F9"/>
         <w:spacing w:after="30"/>
         <w:ind w:left="85"/>
-        <w:shd w:val="clear" w:color="auto" w:fill="F1F4F9"/>
       </w:pPr>
       <w:r>
         <w:rPr>
@@ -485,9 +485,9 @@
     </w:p>
     <w:p>
       <w:pPr>
+        <w:shd w:val="clear" w:color="auto" w:fill="F1F4F9"/>
         <w:spacing w:after="30"/>
         <w:ind w:left="85"/>
-        <w:shd w:val="clear" w:color="auto" w:fill="F1F4F9"/>
       </w:pPr>
       <w:r>
         <w:rPr>
@@ -543,9 +543,9 @@
     </w:p>
     <w:p>
       <w:pPr>
+        <w:shd w:val="clear" w:color="auto" w:fill="F1F4F9"/>
         <w:spacing w:after="30"/>
         <w:ind w:left="85"/>
-        <w:shd w:val="clear" w:color="auto" w:fill="F1F4F9"/>
       </w:pPr>
       <w:r>
         <w:rPr>
@@ -601,9 +601,9 @@
     </w:p>
     <w:p>
       <w:pPr>
+        <w:shd w:val="clear" w:color="auto" w:fill="F1F4F9"/>
         <w:spacing w:after="30"/>
         <w:ind w:left="85"/>
-        <w:shd w:val="clear" w:color="auto" w:fill="F1F4F9"/>
       </w:pPr>
       <w:r>
         <w:rPr>
@@ -659,9 +659,9 @@
     </w:p>
     <w:p>
       <w:pPr>
+        <w:shd w:val="clear" w:color="auto" w:fill="F1F4F9"/>
         <w:spacing w:after="30"/>
         <w:ind w:left="85"/>
-        <w:shd w:val="clear" w:color="auto" w:fill="F1F4F9"/>
       </w:pPr>
       <w:r>
         <w:rPr>
@@ -717,9 +717,9 @@
     </w:p>
     <w:p>
       <w:pPr>
+        <w:shd w:val="clear" w:color="auto" w:fill="F1F4F9"/>
         <w:spacing w:after="30"/>
         <w:ind w:left="85"/>
-        <w:shd w:val="clear" w:color="auto" w:fill="F1F4F9"/>
       </w:pPr>
       <w:r>
         <w:rPr>
@@ -775,9 +775,9 @@
     </w:p>
     <w:p>
       <w:pPr>
+        <w:shd w:val="clear" w:color="auto" w:fill="F1F4F9"/>
         <w:spacing w:after="30"/>
         <w:ind w:left="85"/>
-        <w:shd w:val="clear" w:color="auto" w:fill="F1F4F9"/>
       </w:pPr>
       <w:r>
         <w:rPr>
@@ -833,9 +833,9 @@
     </w:p>
     <w:p>
       <w:pPr>
+        <w:shd w:val="clear" w:color="auto" w:fill="F1F4F9"/>
         <w:spacing w:after="30"/>
         <w:ind w:left="85"/>
-        <w:shd w:val="clear" w:color="auto" w:fill="F1F4F9"/>
       </w:pPr>
       <w:r>
         <w:rPr>
@@ -891,9 +891,9 @@
     </w:p>
     <w:p>
       <w:pPr>
+        <w:shd w:val="clear" w:color="auto" w:fill="F1F4F9"/>
         <w:spacing w:after="30"/>
         <w:ind w:left="85"/>
-        <w:shd w:val="clear" w:color="auto" w:fill="F1F4F9"/>
       </w:pPr>
       <w:r>
         <w:rPr>
@@ -949,9 +949,9 @@
     </w:p>
     <w:p>
       <w:pPr>
+        <w:shd w:val="clear" w:color="auto" w:fill="F1F4F9"/>
         <w:spacing w:after="30"/>
         <w:ind w:left="85"/>
-        <w:shd w:val="clear" w:color="auto" w:fill="F1F4F9"/>
       </w:pPr>
       <w:r>
         <w:rPr>
@@ -1007,9 +1007,9 @@
     </w:p>
     <w:p>
       <w:pPr>
+        <w:shd w:val="clear" w:color="auto" w:fill="F1F4F9"/>
         <w:spacing w:after="30"/>
         <w:ind w:left="85"/>
-        <w:shd w:val="clear" w:color="auto" w:fill="F1F4F9"/>
       </w:pPr>
       <w:r>
         <w:rPr>
@@ -1065,9 +1065,9 @@
     </w:p>
     <w:p>
       <w:pPr>
+        <w:shd w:val="clear" w:color="auto" w:fill="F1F4F9"/>
         <w:spacing w:after="30"/>
         <w:ind w:left="85"/>
-        <w:shd w:val="clear" w:color="auto" w:fill="F1F4F9"/>
       </w:pPr>
       <w:r>
         <w:rPr>
@@ -1123,9 +1123,9 @@
     </w:p>
     <w:p>
       <w:pPr>
+        <w:shd w:val="clear" w:color="auto" w:fill="F1F4F9"/>
         <w:spacing w:after="30"/>
         <w:ind w:left="85"/>
-        <w:shd w:val="clear" w:color="auto" w:fill="F1F4F9"/>
       </w:pPr>
       <w:r>
         <w:rPr>
@@ -1181,9 +1181,9 @@
     </w:p>
     <w:p>
       <w:pPr>
+        <w:shd w:val="clear" w:color="auto" w:fill="F1F4F9"/>
         <w:spacing w:after="30"/>
         <w:ind w:left="85"/>
-        <w:shd w:val="clear" w:color="auto" w:fill="F1F4F9"/>
       </w:pPr>
       <w:r>
         <w:rPr>
@@ -1239,9 +1239,9 @@
     </w:p>
     <w:p>
       <w:pPr>
+        <w:shd w:val="clear" w:color="auto" w:fill="F1F4F9"/>
         <w:spacing w:after="30"/>
         <w:ind w:left="85"/>
-        <w:shd w:val="clear" w:color="auto" w:fill="F1F4F9"/>
       </w:pPr>
       <w:r>
         <w:rPr>
@@ -1297,9 +1297,9 @@
     </w:p>
     <w:p>
       <w:pPr>
+        <w:shd w:val="clear" w:color="auto" w:fill="F1F4F9"/>
         <w:spacing w:after="30"/>
         <w:ind w:left="85"/>
-        <w:shd w:val="clear" w:color="auto" w:fill="F1F4F9"/>
       </w:pPr>
       <w:r>
         <w:rPr>
@@ -1355,9 +1355,9 @@
     </w:p>
     <w:p>
       <w:pPr>
+        <w:shd w:val="clear" w:color="auto" w:fill="F1F4F9"/>
         <w:spacing w:after="30"/>
         <w:ind w:left="85"/>
-        <w:shd w:val="clear" w:color="auto" w:fill="F1F4F9"/>
       </w:pPr>
       <w:r>
         <w:rPr>
@@ -1413,9 +1413,9 @@
     </w:p>
     <w:p>
       <w:pPr>
+        <w:shd w:val="clear" w:color="auto" w:fill="F1F4F9"/>
         <w:spacing w:after="30"/>
         <w:ind w:left="85"/>
-        <w:shd w:val="clear" w:color="auto" w:fill="F1F4F9"/>
       </w:pPr>
       <w:r>
         <w:rPr>
@@ -1471,9 +1471,9 @@
     </w:p>
     <w:p>
       <w:pPr>
+        <w:shd w:val="clear" w:color="auto" w:fill="F1F4F9"/>
         <w:spacing w:after="30"/>
         <w:ind w:left="85"/>
-        <w:shd w:val="clear" w:color="auto" w:fill="F1F4F9"/>
       </w:pPr>
       <w:r>
         <w:rPr>
@@ -1529,9 +1529,9 @@
     </w:p>
     <w:p>
       <w:pPr>
+        <w:shd w:val="clear" w:color="auto" w:fill="F1F4F9"/>
         <w:spacing w:after="30"/>
         <w:ind w:left="85"/>
-        <w:shd w:val="clear" w:color="auto" w:fill="F1F4F9"/>
       </w:pPr>
       <w:r>
         <w:rPr>
@@ -1578,9 +1578,9 @@
     </w:p>
     <w:p>
       <w:pPr>
+        <w:shd w:val="clear" w:color="auto" w:fill="F1F4F9"/>
         <w:spacing w:after="30"/>
         <w:ind w:left="85"/>
-        <w:shd w:val="clear" w:color="auto" w:fill="F1F4F9"/>
       </w:pPr>
       <w:r>
         <w:rPr>
@@ -1636,9 +1636,9 @@
     </w:p>
     <w:p>
       <w:pPr>
+        <w:shd w:val="clear" w:color="auto" w:fill="F1F4F9"/>
         <w:spacing w:after="30"/>
         <w:ind w:left="85"/>
-        <w:shd w:val="clear" w:color="auto" w:fill="F1F4F9"/>
       </w:pPr>
       <w:r>
         <w:rPr>
@@ -1694,9 +1694,9 @@
     </w:p>
     <w:p>
       <w:pPr>
+        <w:shd w:val="clear" w:color="auto" w:fill="F1F4F9"/>
         <w:spacing w:after="30"/>
         <w:ind w:left="85"/>
-        <w:shd w:val="clear" w:color="auto" w:fill="F1F4F9"/>
       </w:pPr>
       <w:r>
         <w:rPr>
@@ -1752,9 +1752,9 @@
     </w:p>
     <w:p>
       <w:pPr>
+        <w:shd w:val="clear" w:color="auto" w:fill="F1F4F9"/>
         <w:spacing w:after="30"/>
         <w:ind w:left="85"/>
-        <w:shd w:val="clear" w:color="auto" w:fill="F1F4F9"/>
       </w:pPr>
       <w:r>
         <w:rPr>
@@ -1810,9 +1810,9 @@
     </w:p>
     <w:p>
       <w:pPr>
+        <w:shd w:val="clear" w:color="auto" w:fill="F1F4F9"/>
         <w:spacing w:after="30"/>
         <w:ind w:left="85"/>
-        <w:shd w:val="clear" w:color="auto" w:fill="F1F4F9"/>
       </w:pPr>
       <w:r>
         <w:rPr>
@@ -1868,9 +1868,9 @@
     </w:p>
     <w:p>
       <w:pPr>
+        <w:shd w:val="clear" w:color="auto" w:fill="F1F4F9"/>
         <w:spacing w:after="30"/>
         <w:ind w:left="85"/>
-        <w:shd w:val="clear" w:color="auto" w:fill="F1F4F9"/>
       </w:pPr>
       <w:r>
         <w:rPr>
@@ -1926,9 +1926,9 @@
     </w:p>
     <w:p>
       <w:pPr>
+        <w:shd w:val="clear" w:color="auto" w:fill="F1F4F9"/>
         <w:spacing w:after="30"/>
         <w:ind w:left="85"/>
-        <w:shd w:val="clear" w:color="auto" w:fill="F1F4F9"/>
       </w:pPr>
       <w:r>
         <w:rPr>
@@ -1984,9 +1984,9 @@
     </w:p>
     <w:p>
       <w:pPr>
+        <w:shd w:val="clear" w:color="auto" w:fill="F1F4F9"/>
         <w:spacing w:after="30"/>
         <w:ind w:left="85"/>
-        <w:shd w:val="clear" w:color="auto" w:fill="F1F4F9"/>
       </w:pPr>
       <w:r>
         <w:rPr>
@@ -2042,9 +2042,9 @@
     </w:p>
     <w:p>
       <w:pPr>
+        <w:shd w:val="clear" w:color="auto" w:fill="F1F4F9"/>
         <w:spacing w:after="30"/>
         <w:ind w:left="85"/>
-        <w:shd w:val="clear" w:color="auto" w:fill="F1F4F9"/>
       </w:pPr>
       <w:r>
         <w:rPr>
@@ -2100,9 +2100,9 @@
     </w:p>
     <w:p>
       <w:pPr>
+        <w:shd w:val="clear" w:color="auto" w:fill="F1F4F9"/>
         <w:spacing w:after="30"/>
         <w:ind w:left="85"/>
-        <w:shd w:val="clear" w:color="auto" w:fill="F1F4F9"/>
       </w:pPr>
       <w:r>
         <w:rPr>
@@ -2195,9 +2195,9 @@
     </w:p>
     <w:p>
       <w:pPr>
+        <w:shd w:val="clear" w:color="auto" w:fill="F1F4F9"/>
         <w:spacing w:after="30"/>
         <w:ind w:left="85"/>
-        <w:shd w:val="clear" w:color="auto" w:fill="F1F4F9"/>
       </w:pPr>
       <w:r>
         <w:rPr>
@@ -2493,9 +2493,9 @@
     </w:p>
     <w:p>
       <w:pPr>
+        <w:shd w:val="clear" w:color="auto" w:fill="F1F4F9"/>
         <w:spacing w:after="30"/>
         <w:ind w:left="85"/>
-        <w:shd w:val="clear" w:color="auto" w:fill="F1F4F9"/>
       </w:pPr>
       <w:r>
         <w:rPr>
@@ -4055,9 +4055,9 @@
     </w:p>
     <w:p>
       <w:pPr>
+        <w:shd w:val="clear" w:color="auto" w:fill="F1F4F9"/>
         <w:spacing w:after="30"/>
         <w:ind w:left="85"/>
-        <w:shd w:val="clear" w:color="auto" w:fill="F1F4F9"/>
       </w:pPr>
       <w:r>
         <w:rPr>
@@ -4188,9 +4188,9 @@
     </w:p>
     <w:p>
       <w:pPr>
+        <w:shd w:val="clear" w:color="auto" w:fill="F1F4F9"/>
         <w:spacing w:after="30"/>
         <w:ind w:left="85"/>
-        <w:shd w:val="clear" w:color="auto" w:fill="F1F4F9"/>
       </w:pPr>
       <w:r>
         <w:rPr>
@@ -4339,9 +4339,9 @@
     </w:p>
     <w:p>
       <w:pPr>
+        <w:shd w:val="clear" w:color="auto" w:fill="F1F4F9"/>
         <w:spacing w:after="30"/>
         <w:ind w:left="85"/>
-        <w:shd w:val="clear" w:color="auto" w:fill="F1F4F9"/>
       </w:pPr>
       <w:r>
         <w:rPr>
@@ -4397,9 +4397,9 @@
     </w:p>
     <w:p>
       <w:pPr>
+        <w:shd w:val="clear" w:color="auto" w:fill="F1F4F9"/>
         <w:spacing w:after="20"/>
         <w:ind w:left="85"/>
-        <w:shd w:val="clear" w:color="auto" w:fill="F1F4F9"/>
       </w:pPr>
       <w:r>
         <w:rPr>
@@ -4534,9 +4534,9 @@
     </w:p>
     <w:p>
       <w:pPr>
+        <w:shd w:val="clear" w:color="auto" w:fill="F1F4F9"/>
         <w:spacing w:after="30"/>
         <w:ind w:left="85"/>
-        <w:shd w:val="clear" w:color="auto" w:fill="F1F4F9"/>
       </w:pPr>
       <w:r>
         <w:rPr>
@@ -4988,9 +4988,9 @@
     </w:p>
     <w:p>
       <w:pPr>
+        <w:shd w:val="clear" w:color="auto" w:fill="F1F4F9"/>
         <w:spacing w:after="30"/>
         <w:ind w:left="85"/>
-        <w:shd w:val="clear" w:color="auto" w:fill="F1F4F9"/>
       </w:pPr>
       <w:r>
         <w:rPr>
@@ -5133,9 +5133,9 @@
     </w:p>
     <w:p>
       <w:pPr>
+        <w:shd w:val="clear" w:color="auto" w:fill="F1F4F9"/>
         <w:spacing w:after="30"/>
         <w:ind w:left="85"/>
-        <w:shd w:val="clear" w:color="auto" w:fill="F1F4F9"/>
       </w:pPr>
       <w:r>
         <w:rPr>
@@ -5290,9 +5290,9 @@
     </w:p>
     <w:p>
       <w:pPr>
+        <w:shd w:val="clear" w:color="auto" w:fill="F1F4F9"/>
         <w:spacing w:after="30"/>
         <w:ind w:left="85"/>
-        <w:shd w:val="clear" w:color="auto" w:fill="F1F4F9"/>
       </w:pPr>
       <w:r>
         <w:rPr>
@@ -5437,9 +5437,9 @@
     </w:p>
     <w:p>
       <w:pPr>
+        <w:shd w:val="clear" w:color="auto" w:fill="F1F4F9"/>
         <w:spacing w:after="30"/>
         <w:ind w:left="85"/>
-        <w:shd w:val="clear" w:color="auto" w:fill="F1F4F9"/>
       </w:pPr>
       <w:r>
         <w:rPr>
@@ -5495,9 +5495,9 @@
     </w:p>
     <w:p>
       <w:pPr>
+        <w:shd w:val="clear" w:color="auto" w:fill="F1F4F9"/>
         <w:spacing w:after="30"/>
         <w:ind w:left="85"/>
-        <w:shd w:val="clear" w:color="auto" w:fill="F1F4F9"/>
       </w:pPr>
       <w:r>
         <w:rPr>
@@ -5553,9 +5553,9 @@
     </w:p>
     <w:p>
       <w:pPr>
+        <w:shd w:val="clear" w:color="auto" w:fill="F1F4F9"/>
         <w:spacing w:after="30"/>
         <w:ind w:left="85"/>
-        <w:shd w:val="clear" w:color="auto" w:fill="F1F4F9"/>
       </w:pPr>
       <w:r>
         <w:rPr>
@@ -5611,9 +5611,9 @@
     </w:p>
     <w:p>
       <w:pPr>
+        <w:shd w:val="clear" w:color="auto" w:fill="F1F4F9"/>
         <w:spacing w:after="30"/>
         <w:ind w:left="85"/>
-        <w:shd w:val="clear" w:color="auto" w:fill="F1F4F9"/>
       </w:pPr>
       <w:r>
         <w:rPr>
@@ -5692,9 +5692,9 @@
     </w:p>
     <w:p>
       <w:pPr>
+        <w:shd w:val="clear" w:color="auto" w:fill="F1F4F9"/>
         <w:spacing w:after="30"/>
         <w:ind w:left="85"/>
-        <w:shd w:val="clear" w:color="auto" w:fill="F1F4F9"/>
       </w:pPr>
       <w:r>
         <w:rPr>
@@ -5920,9 +5920,9 @@
     </w:p>
     <w:p>
       <w:pPr>
+        <w:shd w:val="clear" w:color="auto" w:fill="F1F4F9"/>
         <w:spacing w:after="30"/>
         <w:ind w:left="85"/>
-        <w:shd w:val="clear" w:color="auto" w:fill="F1F4F9"/>
       </w:pPr>
       <w:r>
         <w:rPr>
@@ -6188,9 +6188,9 @@
     </w:p>
     <w:p>
       <w:pPr>
+        <w:shd w:val="clear" w:color="auto" w:fill="F1F4F9"/>
         <w:spacing w:after="30"/>
         <w:ind w:left="85"/>
-        <w:shd w:val="clear" w:color="auto" w:fill="F1F4F9"/>
       </w:pPr>
       <w:r>
         <w:rPr>
@@ -6800,9 +6800,9 @@
     </w:p>
     <w:p>
       <w:pPr>
+        <w:shd w:val="clear" w:color="auto" w:fill="F1F4F9"/>
         <w:spacing w:after="30"/>
         <w:ind w:left="85"/>
-        <w:shd w:val="clear" w:color="auto" w:fill="F1F4F9"/>
       </w:pPr>
       <w:r>
         <w:rPr>
@@ -6955,8 +6955,8 @@
           <w:type w:val="continuous"/>
           <w:pgSz w:w="11906" w:h="16838"/>
           <w:pgMar w:top="680" w:right="794" w:bottom="624" w:left="794" w:header="720" w:footer="720" w:gutter="0"/>
+          <w:cols w:num="2" w:space="396" w:sep="1"/>
           <w:docGrid w:linePitch="360"/>
-          <w:cols w:num="2" w:space="396" w:sep="1"/>
         </w:sectPr>
       </w:pPr>
     </w:p>
@@ -8858,8 +8858,8 @@
     <w:sectPr>
       <w:pgSz w:w="11906" w:h="16838"/>
       <w:pgMar w:top="680" w:right="794" w:bottom="624" w:left="794" w:header="720" w:footer="720" w:gutter="0"/>
+      <w:cols w:num="1" w:space="396"/>
       <w:docGrid w:linePitch="360"/>
-      <w:cols w:num="1" w:space="396"/>
     </w:sectPr>
   </w:body>
 </w:document>
